--- a/Projeto/editar_variaveis_1.0/banco_de_documentos/DECLARACAO DE HIPOSSUFICIENCIA.docx
+++ b/Projeto/editar_variaveis_1.0/banco_de_documentos/DECLARACAO DE HIPOSSUFICIENCIA.docx
@@ -44,36 +44,7 @@
           <w:rFonts w:ascii="Quattrocento Sans" w:eastAsia="Quattrocento Sans" w:hAnsi="Quattrocento Sans" w:cs="Quattrocento Sans"/>
           <w:b/>
         </w:rPr>
-        <w:fldChar w:fldCharType="begin"/>
-      </w:r>
-      <w:r>
-        <w:rPr>
-          <w:rFonts w:ascii="Quattrocento Sans" w:eastAsia="Quattrocento Sans" w:hAnsi="Quattrocento Sans" w:cs="Quattrocento Sans"/>
-          <w:b/>
-        </w:rPr>
-        <w:instrText xml:space="preserve"> MERGEFIELD Nome </w:instrText>
-      </w:r>
-      <w:r>
-        <w:rPr>
-          <w:rFonts w:ascii="Quattrocento Sans" w:eastAsia="Quattrocento Sans" w:hAnsi="Quattrocento Sans" w:cs="Quattrocento Sans"/>
-          <w:b/>
-        </w:rPr>
-        <w:fldChar w:fldCharType="separate"/>
-      </w:r>
-      <w:r>
-        <w:rPr>
-          <w:rFonts w:ascii="Quattrocento Sans" w:eastAsia="Quattrocento Sans" w:hAnsi="Quattrocento Sans" w:cs="Quattrocento Sans"/>
-          <w:b/>
-          <w:noProof/>
-        </w:rPr>
-        <w:t>«Nome»</w:t>
-      </w:r>
-      <w:r>
-        <w:rPr>
-          <w:rFonts w:ascii="Quattrocento Sans" w:eastAsia="Quattrocento Sans" w:hAnsi="Quattrocento Sans" w:cs="Quattrocento Sans"/>
-          <w:b/>
-        </w:rPr>
-        <w:fldChar w:fldCharType="end"/>
+        <w:t>{{NOME}}</w:t>
       </w:r>
       <w:r>
         <w:rPr>
@@ -85,32 +56,25 @@
         <w:rPr>
           <w:rFonts w:ascii="Quattrocento Sans" w:eastAsia="Quattrocento Sans" w:hAnsi="Quattrocento Sans" w:cs="Quattrocento Sans"/>
         </w:rPr>
-        <w:fldChar w:fldCharType="begin"/>
-      </w:r>
-      <w:r>
-        <w:rPr>
-          <w:rFonts w:ascii="Quattrocento Sans" w:eastAsia="Quattrocento Sans" w:hAnsi="Quattrocento Sans" w:cs="Quattrocento Sans"/>
-        </w:rPr>
-        <w:instrText xml:space="preserve"> MERGEFIELD Nacionalidade </w:instrText>
-      </w:r>
-      <w:r>
-        <w:rPr>
-          <w:rFonts w:ascii="Quattrocento Sans" w:eastAsia="Quattrocento Sans" w:hAnsi="Quattrocento Sans" w:cs="Quattrocento Sans"/>
-        </w:rPr>
-        <w:fldChar w:fldCharType="separate"/>
-      </w:r>
-      <w:r>
-        <w:rPr>
-          <w:rFonts w:ascii="Quattrocento Sans" w:eastAsia="Quattrocento Sans" w:hAnsi="Quattrocento Sans" w:cs="Quattrocento Sans"/>
-          <w:noProof/>
-        </w:rPr>
-        <w:t>«Nacionalidade»</w:t>
-      </w:r>
-      <w:r>
-        <w:rPr>
-          <w:rFonts w:ascii="Quattrocento Sans" w:eastAsia="Quattrocento Sans" w:hAnsi="Quattrocento Sans" w:cs="Quattrocento Sans"/>
-        </w:rPr>
-        <w:fldChar w:fldCharType="end"/>
+        <w:t>{{N</w:t>
+      </w:r>
+      <w:r>
+        <w:rPr>
+          <w:rFonts w:ascii="Quattrocento Sans" w:eastAsia="Quattrocento Sans" w:hAnsi="Quattrocento Sans" w:cs="Quattrocento Sans"/>
+        </w:rPr>
+        <w:t>ACIONALIDADE</w:t>
+      </w:r>
+      <w:r>
+        <w:rPr>
+          <w:rFonts w:ascii="Quattrocento Sans" w:eastAsia="Quattrocento Sans" w:hAnsi="Quattrocento Sans" w:cs="Quattrocento Sans"/>
+        </w:rPr>
+        <w:t>}</w:t>
+      </w:r>
+      <w:r>
+        <w:rPr>
+          <w:rFonts w:ascii="Quattrocento Sans" w:eastAsia="Quattrocento Sans" w:hAnsi="Quattrocento Sans" w:cs="Quattrocento Sans"/>
+        </w:rPr>
+        <w:t>}</w:t>
       </w:r>
       <w:r>
         <w:rPr>
@@ -122,32 +86,7 @@
         <w:rPr>
           <w:rFonts w:ascii="Quattrocento Sans" w:eastAsia="Quattrocento Sans" w:hAnsi="Quattrocento Sans" w:cs="Quattrocento Sans"/>
         </w:rPr>
-        <w:fldChar w:fldCharType="begin"/>
-      </w:r>
-      <w:r>
-        <w:rPr>
-          <w:rFonts w:ascii="Quattrocento Sans" w:eastAsia="Quattrocento Sans" w:hAnsi="Quattrocento Sans" w:cs="Quattrocento Sans"/>
-        </w:rPr>
-        <w:instrText xml:space="preserve"> MERGEFIELD Estado_Civil </w:instrText>
-      </w:r>
-      <w:r>
-        <w:rPr>
-          <w:rFonts w:ascii="Quattrocento Sans" w:eastAsia="Quattrocento Sans" w:hAnsi="Quattrocento Sans" w:cs="Quattrocento Sans"/>
-        </w:rPr>
-        <w:fldChar w:fldCharType="separate"/>
-      </w:r>
-      <w:r>
-        <w:rPr>
-          <w:rFonts w:ascii="Quattrocento Sans" w:eastAsia="Quattrocento Sans" w:hAnsi="Quattrocento Sans" w:cs="Quattrocento Sans"/>
-          <w:noProof/>
-        </w:rPr>
-        <w:t>«Estado_Civil»</w:t>
-      </w:r>
-      <w:r>
-        <w:rPr>
-          <w:rFonts w:ascii="Quattrocento Sans" w:eastAsia="Quattrocento Sans" w:hAnsi="Quattrocento Sans" w:cs="Quattrocento Sans"/>
-        </w:rPr>
-        <w:fldChar w:fldCharType="end"/>
+        <w:t>{{ESTADO_CIVIL}}</w:t>
       </w:r>
       <w:r>
         <w:rPr>
@@ -159,32 +98,19 @@
         <w:rPr>
           <w:rFonts w:ascii="Quattrocento Sans" w:eastAsia="Quattrocento Sans" w:hAnsi="Quattrocento Sans" w:cs="Quattrocento Sans"/>
         </w:rPr>
-        <w:fldChar w:fldCharType="begin"/>
-      </w:r>
-      <w:r>
-        <w:rPr>
-          <w:rFonts w:ascii="Quattrocento Sans" w:eastAsia="Quattrocento Sans" w:hAnsi="Quattrocento Sans" w:cs="Quattrocento Sans"/>
-        </w:rPr>
-        <w:instrText xml:space="preserve"> MERGEFIELD Profissão </w:instrText>
-      </w:r>
-      <w:r>
-        <w:rPr>
-          <w:rFonts w:ascii="Quattrocento Sans" w:eastAsia="Quattrocento Sans" w:hAnsi="Quattrocento Sans" w:cs="Quattrocento Sans"/>
-        </w:rPr>
-        <w:fldChar w:fldCharType="separate"/>
-      </w:r>
-      <w:r>
-        <w:rPr>
-          <w:rFonts w:ascii="Quattrocento Sans" w:eastAsia="Quattrocento Sans" w:hAnsi="Quattrocento Sans" w:cs="Quattrocento Sans"/>
-          <w:noProof/>
-        </w:rPr>
-        <w:t>«Profissão»</w:t>
-      </w:r>
-      <w:r>
-        <w:rPr>
-          <w:rFonts w:ascii="Quattrocento Sans" w:eastAsia="Quattrocento Sans" w:hAnsi="Quattrocento Sans" w:cs="Quattrocento Sans"/>
-        </w:rPr>
-        <w:fldChar w:fldCharType="end"/>
+        <w:t>{{</w:t>
+      </w:r>
+      <w:r>
+        <w:rPr>
+          <w:rFonts w:ascii="Quattrocento Sans" w:eastAsia="Quattrocento Sans" w:hAnsi="Quattrocento Sans" w:cs="Quattrocento Sans"/>
+        </w:rPr>
+        <w:t>PROFISSAO</w:t>
+      </w:r>
+      <w:r>
+        <w:rPr>
+          <w:rFonts w:ascii="Quattrocento Sans" w:eastAsia="Quattrocento Sans" w:hAnsi="Quattrocento Sans" w:cs="Quattrocento Sans"/>
+        </w:rPr>
+        <w:t>}}</w:t>
       </w:r>
       <w:r>
         <w:rPr>
@@ -196,32 +122,19 @@
         <w:rPr>
           <w:rFonts w:ascii="Quattrocento Sans" w:eastAsia="Quattrocento Sans" w:hAnsi="Quattrocento Sans" w:cs="Quattrocento Sans"/>
         </w:rPr>
-        <w:fldChar w:fldCharType="begin"/>
-      </w:r>
-      <w:r>
-        <w:rPr>
-          <w:rFonts w:ascii="Quattrocento Sans" w:eastAsia="Quattrocento Sans" w:hAnsi="Quattrocento Sans" w:cs="Quattrocento Sans"/>
-        </w:rPr>
-        <w:instrText xml:space="preserve"> MERGEFIELD RG </w:instrText>
-      </w:r>
-      <w:r>
-        <w:rPr>
-          <w:rFonts w:ascii="Quattrocento Sans" w:eastAsia="Quattrocento Sans" w:hAnsi="Quattrocento Sans" w:cs="Quattrocento Sans"/>
-        </w:rPr>
-        <w:fldChar w:fldCharType="separate"/>
-      </w:r>
-      <w:r>
-        <w:rPr>
-          <w:rFonts w:ascii="Quattrocento Sans" w:eastAsia="Quattrocento Sans" w:hAnsi="Quattrocento Sans" w:cs="Quattrocento Sans"/>
-          <w:noProof/>
-        </w:rPr>
-        <w:t>«RG»</w:t>
-      </w:r>
-      <w:r>
-        <w:rPr>
-          <w:rFonts w:ascii="Quattrocento Sans" w:eastAsia="Quattrocento Sans" w:hAnsi="Quattrocento Sans" w:cs="Quattrocento Sans"/>
-        </w:rPr>
-        <w:fldChar w:fldCharType="end"/>
+        <w:t>{{</w:t>
+      </w:r>
+      <w:r>
+        <w:rPr>
+          <w:rFonts w:ascii="Quattrocento Sans" w:eastAsia="Quattrocento Sans" w:hAnsi="Quattrocento Sans" w:cs="Quattrocento Sans"/>
+        </w:rPr>
+        <w:t>RG</w:t>
+      </w:r>
+      <w:r>
+        <w:rPr>
+          <w:rFonts w:ascii="Quattrocento Sans" w:eastAsia="Quattrocento Sans" w:hAnsi="Quattrocento Sans" w:cs="Quattrocento Sans"/>
+        </w:rPr>
+        <w:t>}}</w:t>
       </w:r>
       <w:r>
         <w:rPr>
@@ -233,32 +146,19 @@
         <w:rPr>
           <w:rFonts w:ascii="Quattrocento Sans" w:eastAsia="Quattrocento Sans" w:hAnsi="Quattrocento Sans" w:cs="Quattrocento Sans"/>
         </w:rPr>
-        <w:fldChar w:fldCharType="begin"/>
-      </w:r>
-      <w:r>
-        <w:rPr>
-          <w:rFonts w:ascii="Quattrocento Sans" w:eastAsia="Quattrocento Sans" w:hAnsi="Quattrocento Sans" w:cs="Quattrocento Sans"/>
-        </w:rPr>
-        <w:instrText xml:space="preserve"> MERGEFIELD CPF </w:instrText>
-      </w:r>
-      <w:r>
-        <w:rPr>
-          <w:rFonts w:ascii="Quattrocento Sans" w:eastAsia="Quattrocento Sans" w:hAnsi="Quattrocento Sans" w:cs="Quattrocento Sans"/>
-        </w:rPr>
-        <w:fldChar w:fldCharType="separate"/>
-      </w:r>
-      <w:r>
-        <w:rPr>
-          <w:rFonts w:ascii="Quattrocento Sans" w:eastAsia="Quattrocento Sans" w:hAnsi="Quattrocento Sans" w:cs="Quattrocento Sans"/>
-          <w:noProof/>
-        </w:rPr>
-        <w:t>«CPF»</w:t>
-      </w:r>
-      <w:r>
-        <w:rPr>
-          <w:rFonts w:ascii="Quattrocento Sans" w:eastAsia="Quattrocento Sans" w:hAnsi="Quattrocento Sans" w:cs="Quattrocento Sans"/>
-        </w:rPr>
-        <w:fldChar w:fldCharType="end"/>
+        <w:t>{{</w:t>
+      </w:r>
+      <w:r>
+        <w:rPr>
+          <w:rFonts w:ascii="Quattrocento Sans" w:eastAsia="Quattrocento Sans" w:hAnsi="Quattrocento Sans" w:cs="Quattrocento Sans"/>
+        </w:rPr>
+        <w:t>CPF</w:t>
+      </w:r>
+      <w:r>
+        <w:rPr>
+          <w:rFonts w:ascii="Quattrocento Sans" w:eastAsia="Quattrocento Sans" w:hAnsi="Quattrocento Sans" w:cs="Quattrocento Sans"/>
+        </w:rPr>
+        <w:t>}}</w:t>
       </w:r>
       <w:r>
         <w:rPr>
@@ -270,32 +170,19 @@
         <w:rPr>
           <w:rFonts w:ascii="Quattrocento Sans" w:eastAsia="Quattrocento Sans" w:hAnsi="Quattrocento Sans" w:cs="Quattrocento Sans"/>
         </w:rPr>
-        <w:fldChar w:fldCharType="begin"/>
-      </w:r>
-      <w:r>
-        <w:rPr>
-          <w:rFonts w:ascii="Quattrocento Sans" w:eastAsia="Quattrocento Sans" w:hAnsi="Quattrocento Sans" w:cs="Quattrocento Sans"/>
-        </w:rPr>
-        <w:instrText xml:space="preserve"> MERGEFIELD Rua </w:instrText>
-      </w:r>
-      <w:r>
-        <w:rPr>
-          <w:rFonts w:ascii="Quattrocento Sans" w:eastAsia="Quattrocento Sans" w:hAnsi="Quattrocento Sans" w:cs="Quattrocento Sans"/>
-        </w:rPr>
-        <w:fldChar w:fldCharType="separate"/>
-      </w:r>
-      <w:r>
-        <w:rPr>
-          <w:rFonts w:ascii="Quattrocento Sans" w:eastAsia="Quattrocento Sans" w:hAnsi="Quattrocento Sans" w:cs="Quattrocento Sans"/>
-          <w:noProof/>
-        </w:rPr>
-        <w:t>«Rua»</w:t>
-      </w:r>
-      <w:r>
-        <w:rPr>
-          <w:rFonts w:ascii="Quattrocento Sans" w:eastAsia="Quattrocento Sans" w:hAnsi="Quattrocento Sans" w:cs="Quattrocento Sans"/>
-        </w:rPr>
-        <w:fldChar w:fldCharType="end"/>
+        <w:t>{{</w:t>
+      </w:r>
+      <w:r>
+        <w:rPr>
+          <w:rFonts w:ascii="Quattrocento Sans" w:eastAsia="Quattrocento Sans" w:hAnsi="Quattrocento Sans" w:cs="Quattrocento Sans"/>
+        </w:rPr>
+        <w:t>LOGRADOURO</w:t>
+      </w:r>
+      <w:r>
+        <w:rPr>
+          <w:rFonts w:ascii="Quattrocento Sans" w:eastAsia="Quattrocento Sans" w:hAnsi="Quattrocento Sans" w:cs="Quattrocento Sans"/>
+        </w:rPr>
+        <w:t>}}</w:t>
       </w:r>
       <w:r>
         <w:rPr>
@@ -307,32 +194,19 @@
         <w:rPr>
           <w:rFonts w:ascii="Quattrocento Sans" w:eastAsia="Quattrocento Sans" w:hAnsi="Quattrocento Sans" w:cs="Quattrocento Sans"/>
         </w:rPr>
-        <w:fldChar w:fldCharType="begin"/>
-      </w:r>
-      <w:r>
-        <w:rPr>
-          <w:rFonts w:ascii="Quattrocento Sans" w:eastAsia="Quattrocento Sans" w:hAnsi="Quattrocento Sans" w:cs="Quattrocento Sans"/>
-        </w:rPr>
-        <w:instrText xml:space="preserve"> MERGEFIELD N_Rua </w:instrText>
-      </w:r>
-      <w:r>
-        <w:rPr>
-          <w:rFonts w:ascii="Quattrocento Sans" w:eastAsia="Quattrocento Sans" w:hAnsi="Quattrocento Sans" w:cs="Quattrocento Sans"/>
-        </w:rPr>
-        <w:fldChar w:fldCharType="separate"/>
-      </w:r>
-      <w:r>
-        <w:rPr>
-          <w:rFonts w:ascii="Quattrocento Sans" w:eastAsia="Quattrocento Sans" w:hAnsi="Quattrocento Sans" w:cs="Quattrocento Sans"/>
-          <w:noProof/>
-        </w:rPr>
-        <w:t>«N_Rua»</w:t>
-      </w:r>
-      <w:r>
-        <w:rPr>
-          <w:rFonts w:ascii="Quattrocento Sans" w:eastAsia="Quattrocento Sans" w:hAnsi="Quattrocento Sans" w:cs="Quattrocento Sans"/>
-        </w:rPr>
-        <w:fldChar w:fldCharType="end"/>
+        <w:t>{{</w:t>
+      </w:r>
+      <w:r>
+        <w:rPr>
+          <w:rFonts w:ascii="Quattrocento Sans" w:eastAsia="Quattrocento Sans" w:hAnsi="Quattrocento Sans" w:cs="Quattrocento Sans"/>
+        </w:rPr>
+        <w:t>N_RUA</w:t>
+      </w:r>
+      <w:r>
+        <w:rPr>
+          <w:rFonts w:ascii="Quattrocento Sans" w:eastAsia="Quattrocento Sans" w:hAnsi="Quattrocento Sans" w:cs="Quattrocento Sans"/>
+        </w:rPr>
+        <w:t>}}</w:t>
       </w:r>
       <w:r>
         <w:rPr>
@@ -344,32 +218,19 @@
         <w:rPr>
           <w:rFonts w:ascii="Quattrocento Sans" w:eastAsia="Quattrocento Sans" w:hAnsi="Quattrocento Sans" w:cs="Quattrocento Sans"/>
         </w:rPr>
-        <w:fldChar w:fldCharType="begin"/>
-      </w:r>
-      <w:r>
-        <w:rPr>
-          <w:rFonts w:ascii="Quattrocento Sans" w:eastAsia="Quattrocento Sans" w:hAnsi="Quattrocento Sans" w:cs="Quattrocento Sans"/>
-        </w:rPr>
-        <w:instrText xml:space="preserve"> MERGEFIELD Bairro </w:instrText>
-      </w:r>
-      <w:r>
-        <w:rPr>
-          <w:rFonts w:ascii="Quattrocento Sans" w:eastAsia="Quattrocento Sans" w:hAnsi="Quattrocento Sans" w:cs="Quattrocento Sans"/>
-        </w:rPr>
-        <w:fldChar w:fldCharType="separate"/>
-      </w:r>
-      <w:r>
-        <w:rPr>
-          <w:rFonts w:ascii="Quattrocento Sans" w:eastAsia="Quattrocento Sans" w:hAnsi="Quattrocento Sans" w:cs="Quattrocento Sans"/>
-          <w:noProof/>
-        </w:rPr>
-        <w:t>«Bairro»</w:t>
-      </w:r>
-      <w:r>
-        <w:rPr>
-          <w:rFonts w:ascii="Quattrocento Sans" w:eastAsia="Quattrocento Sans" w:hAnsi="Quattrocento Sans" w:cs="Quattrocento Sans"/>
-        </w:rPr>
-        <w:fldChar w:fldCharType="end"/>
+        <w:t>{{</w:t>
+      </w:r>
+      <w:r>
+        <w:rPr>
+          <w:rFonts w:ascii="Quattrocento Sans" w:eastAsia="Quattrocento Sans" w:hAnsi="Quattrocento Sans" w:cs="Quattrocento Sans"/>
+        </w:rPr>
+        <w:t>BAIRRO</w:t>
+      </w:r>
+      <w:r>
+        <w:rPr>
+          <w:rFonts w:ascii="Quattrocento Sans" w:eastAsia="Quattrocento Sans" w:hAnsi="Quattrocento Sans" w:cs="Quattrocento Sans"/>
+        </w:rPr>
+        <w:t>}}</w:t>
       </w:r>
       <w:r>
         <w:rPr>
@@ -381,32 +242,19 @@
         <w:rPr>
           <w:rFonts w:ascii="Quattrocento Sans" w:eastAsia="Quattrocento Sans" w:hAnsi="Quattrocento Sans" w:cs="Quattrocento Sans"/>
         </w:rPr>
-        <w:fldChar w:fldCharType="begin"/>
-      </w:r>
-      <w:r>
-        <w:rPr>
-          <w:rFonts w:ascii="Quattrocento Sans" w:eastAsia="Quattrocento Sans" w:hAnsi="Quattrocento Sans" w:cs="Quattrocento Sans"/>
-        </w:rPr>
-        <w:instrText xml:space="preserve"> MERGEFIELD Cidade </w:instrText>
-      </w:r>
-      <w:r>
-        <w:rPr>
-          <w:rFonts w:ascii="Quattrocento Sans" w:eastAsia="Quattrocento Sans" w:hAnsi="Quattrocento Sans" w:cs="Quattrocento Sans"/>
-        </w:rPr>
-        <w:fldChar w:fldCharType="separate"/>
-      </w:r>
-      <w:r>
-        <w:rPr>
-          <w:rFonts w:ascii="Quattrocento Sans" w:eastAsia="Quattrocento Sans" w:hAnsi="Quattrocento Sans" w:cs="Quattrocento Sans"/>
-          <w:noProof/>
-        </w:rPr>
-        <w:t>«Cidade»</w:t>
-      </w:r>
-      <w:r>
-        <w:rPr>
-          <w:rFonts w:ascii="Quattrocento Sans" w:eastAsia="Quattrocento Sans" w:hAnsi="Quattrocento Sans" w:cs="Quattrocento Sans"/>
-        </w:rPr>
-        <w:fldChar w:fldCharType="end"/>
+        <w:t>{{</w:t>
+      </w:r>
+      <w:r>
+        <w:rPr>
+          <w:rFonts w:ascii="Quattrocento Sans" w:eastAsia="Quattrocento Sans" w:hAnsi="Quattrocento Sans" w:cs="Quattrocento Sans"/>
+        </w:rPr>
+        <w:t>CIDADE</w:t>
+      </w:r>
+      <w:r>
+        <w:rPr>
+          <w:rFonts w:ascii="Quattrocento Sans" w:eastAsia="Quattrocento Sans" w:hAnsi="Quattrocento Sans" w:cs="Quattrocento Sans"/>
+        </w:rPr>
+        <w:t>}}</w:t>
       </w:r>
       <w:r>
         <w:rPr>
@@ -418,32 +266,19 @@
         <w:rPr>
           <w:rFonts w:ascii="Quattrocento Sans" w:eastAsia="Quattrocento Sans" w:hAnsi="Quattrocento Sans" w:cs="Quattrocento Sans"/>
         </w:rPr>
-        <w:fldChar w:fldCharType="begin"/>
-      </w:r>
-      <w:r>
-        <w:rPr>
-          <w:rFonts w:ascii="Quattrocento Sans" w:eastAsia="Quattrocento Sans" w:hAnsi="Quattrocento Sans" w:cs="Quattrocento Sans"/>
-        </w:rPr>
-        <w:instrText xml:space="preserve"> MERGEFIELD UF </w:instrText>
-      </w:r>
-      <w:r>
-        <w:rPr>
-          <w:rFonts w:ascii="Quattrocento Sans" w:eastAsia="Quattrocento Sans" w:hAnsi="Quattrocento Sans" w:cs="Quattrocento Sans"/>
-        </w:rPr>
-        <w:fldChar w:fldCharType="separate"/>
-      </w:r>
-      <w:r>
-        <w:rPr>
-          <w:rFonts w:ascii="Quattrocento Sans" w:eastAsia="Quattrocento Sans" w:hAnsi="Quattrocento Sans" w:cs="Quattrocento Sans"/>
-          <w:noProof/>
-        </w:rPr>
-        <w:t>«UF»</w:t>
-      </w:r>
-      <w:r>
-        <w:rPr>
-          <w:rFonts w:ascii="Quattrocento Sans" w:eastAsia="Quattrocento Sans" w:hAnsi="Quattrocento Sans" w:cs="Quattrocento Sans"/>
-        </w:rPr>
-        <w:fldChar w:fldCharType="end"/>
+        <w:t>{{</w:t>
+      </w:r>
+      <w:r>
+        <w:rPr>
+          <w:rFonts w:ascii="Quattrocento Sans" w:eastAsia="Quattrocento Sans" w:hAnsi="Quattrocento Sans" w:cs="Quattrocento Sans"/>
+        </w:rPr>
+        <w:t>UF</w:t>
+      </w:r>
+      <w:r>
+        <w:rPr>
+          <w:rFonts w:ascii="Quattrocento Sans" w:eastAsia="Quattrocento Sans" w:hAnsi="Quattrocento Sans" w:cs="Quattrocento Sans"/>
+        </w:rPr>
+        <w:t>}}</w:t>
       </w:r>
       <w:r>
         <w:rPr>
@@ -455,32 +290,19 @@
         <w:rPr>
           <w:rFonts w:ascii="Quattrocento Sans" w:eastAsia="Quattrocento Sans" w:hAnsi="Quattrocento Sans" w:cs="Quattrocento Sans"/>
         </w:rPr>
-        <w:fldChar w:fldCharType="begin"/>
-      </w:r>
-      <w:r>
-        <w:rPr>
-          <w:rFonts w:ascii="Quattrocento Sans" w:eastAsia="Quattrocento Sans" w:hAnsi="Quattrocento Sans" w:cs="Quattrocento Sans"/>
-        </w:rPr>
-        <w:instrText xml:space="preserve"> MERGEFIELD CEP </w:instrText>
-      </w:r>
-      <w:r>
-        <w:rPr>
-          <w:rFonts w:ascii="Quattrocento Sans" w:eastAsia="Quattrocento Sans" w:hAnsi="Quattrocento Sans" w:cs="Quattrocento Sans"/>
-        </w:rPr>
-        <w:fldChar w:fldCharType="separate"/>
-      </w:r>
-      <w:r>
-        <w:rPr>
-          <w:rFonts w:ascii="Quattrocento Sans" w:eastAsia="Quattrocento Sans" w:hAnsi="Quattrocento Sans" w:cs="Quattrocento Sans"/>
-          <w:noProof/>
-        </w:rPr>
-        <w:t>«CEP»</w:t>
-      </w:r>
-      <w:r>
-        <w:rPr>
-          <w:rFonts w:ascii="Quattrocento Sans" w:eastAsia="Quattrocento Sans" w:hAnsi="Quattrocento Sans" w:cs="Quattrocento Sans"/>
-        </w:rPr>
-        <w:fldChar w:fldCharType="end"/>
+        <w:t>{{</w:t>
+      </w:r>
+      <w:r>
+        <w:rPr>
+          <w:rFonts w:ascii="Quattrocento Sans" w:eastAsia="Quattrocento Sans" w:hAnsi="Quattrocento Sans" w:cs="Quattrocento Sans"/>
+        </w:rPr>
+        <w:t>CEP</w:t>
+      </w:r>
+      <w:r>
+        <w:rPr>
+          <w:rFonts w:ascii="Quattrocento Sans" w:eastAsia="Quattrocento Sans" w:hAnsi="Quattrocento Sans" w:cs="Quattrocento Sans"/>
+        </w:rPr>
+        <w:t>}}</w:t>
       </w:r>
       <w:r>
         <w:rPr>
@@ -566,32 +388,19 @@
         <w:rPr>
           <w:rFonts w:ascii="Quattrocento Sans" w:eastAsia="Quattrocento Sans" w:hAnsi="Quattrocento Sans" w:cs="Quattrocento Sans"/>
         </w:rPr>
-        <w:fldChar w:fldCharType="begin"/>
-      </w:r>
-      <w:r>
-        <w:rPr>
-          <w:rFonts w:ascii="Quattrocento Sans" w:eastAsia="Quattrocento Sans" w:hAnsi="Quattrocento Sans" w:cs="Quattrocento Sans"/>
-        </w:rPr>
-        <w:instrText xml:space="preserve"> MERGEFIELD Dia </w:instrText>
-      </w:r>
-      <w:r>
-        <w:rPr>
-          <w:rFonts w:ascii="Quattrocento Sans" w:eastAsia="Quattrocento Sans" w:hAnsi="Quattrocento Sans" w:cs="Quattrocento Sans"/>
-        </w:rPr>
-        <w:fldChar w:fldCharType="separate"/>
-      </w:r>
-      <w:r>
-        <w:rPr>
-          <w:rFonts w:ascii="Quattrocento Sans" w:eastAsia="Quattrocento Sans" w:hAnsi="Quattrocento Sans" w:cs="Quattrocento Sans"/>
-          <w:noProof/>
-        </w:rPr>
-        <w:t>«Dia»</w:t>
-      </w:r>
-      <w:r>
-        <w:rPr>
-          <w:rFonts w:ascii="Quattrocento Sans" w:eastAsia="Quattrocento Sans" w:hAnsi="Quattrocento Sans" w:cs="Quattrocento Sans"/>
-        </w:rPr>
-        <w:fldChar w:fldCharType="end"/>
+        <w:t>{{</w:t>
+      </w:r>
+      <w:r>
+        <w:rPr>
+          <w:rFonts w:ascii="Quattrocento Sans" w:eastAsia="Quattrocento Sans" w:hAnsi="Quattrocento Sans" w:cs="Quattrocento Sans"/>
+        </w:rPr>
+        <w:t>DIA</w:t>
+      </w:r>
+      <w:r>
+        <w:rPr>
+          <w:rFonts w:ascii="Quattrocento Sans" w:eastAsia="Quattrocento Sans" w:hAnsi="Quattrocento Sans" w:cs="Quattrocento Sans"/>
+        </w:rPr>
+        <w:t>}}</w:t>
       </w:r>
       <w:r>
         <w:rPr>
@@ -603,38 +412,49 @@
         <w:rPr>
           <w:rFonts w:ascii="Quattrocento Sans" w:eastAsia="Quattrocento Sans" w:hAnsi="Quattrocento Sans" w:cs="Quattrocento Sans"/>
         </w:rPr>
-        <w:fldChar w:fldCharType="begin"/>
-      </w:r>
-      <w:r>
-        <w:rPr>
-          <w:rFonts w:ascii="Quattrocento Sans" w:eastAsia="Quattrocento Sans" w:hAnsi="Quattrocento Sans" w:cs="Quattrocento Sans"/>
-        </w:rPr>
-        <w:instrText xml:space="preserve"> MERGEFIELD Mês </w:instrText>
-      </w:r>
-      <w:r>
-        <w:rPr>
-          <w:rFonts w:ascii="Quattrocento Sans" w:eastAsia="Quattrocento Sans" w:hAnsi="Quattrocento Sans" w:cs="Quattrocento Sans"/>
-        </w:rPr>
-        <w:fldChar w:fldCharType="separate"/>
-      </w:r>
-      <w:r>
-        <w:rPr>
-          <w:rFonts w:ascii="Quattrocento Sans" w:eastAsia="Quattrocento Sans" w:hAnsi="Quattrocento Sans" w:cs="Quattrocento Sans"/>
-          <w:noProof/>
-        </w:rPr>
-        <w:t>«Mês»</w:t>
-      </w:r>
-      <w:r>
-        <w:rPr>
-          <w:rFonts w:ascii="Quattrocento Sans" w:eastAsia="Quattrocento Sans" w:hAnsi="Quattrocento Sans" w:cs="Quattrocento Sans"/>
-        </w:rPr>
-        <w:fldChar w:fldCharType="end"/>
-      </w:r>
-      <w:r>
-        <w:rPr>
-          <w:rFonts w:ascii="Quattrocento Sans" w:eastAsia="Quattrocento Sans" w:hAnsi="Quattrocento Sans" w:cs="Quattrocento Sans"/>
-        </w:rPr>
-        <w:t xml:space="preserve"> de 2025.</w:t>
+        <w:t>{{</w:t>
+      </w:r>
+      <w:r>
+        <w:rPr>
+          <w:rFonts w:ascii="Quattrocento Sans" w:eastAsia="Quattrocento Sans" w:hAnsi="Quattrocento Sans" w:cs="Quattrocento Sans"/>
+        </w:rPr>
+        <w:t>MES</w:t>
+      </w:r>
+      <w:r>
+        <w:rPr>
+          <w:rFonts w:ascii="Quattrocento Sans" w:eastAsia="Quattrocento Sans" w:hAnsi="Quattrocento Sans" w:cs="Quattrocento Sans"/>
+        </w:rPr>
+        <w:t>}}</w:t>
+      </w:r>
+      <w:r>
+        <w:rPr>
+          <w:rFonts w:ascii="Quattrocento Sans" w:eastAsia="Quattrocento Sans" w:hAnsi="Quattrocento Sans" w:cs="Quattrocento Sans"/>
+        </w:rPr>
+        <w:t xml:space="preserve"> de </w:t>
+      </w:r>
+      <w:r>
+        <w:rPr>
+          <w:rFonts w:ascii="Quattrocento Sans" w:eastAsia="Quattrocento Sans" w:hAnsi="Quattrocento Sans" w:cs="Quattrocento Sans"/>
+        </w:rPr>
+        <w:t>{{</w:t>
+      </w:r>
+      <w:r>
+        <w:rPr>
+          <w:rFonts w:ascii="Quattrocento Sans" w:eastAsia="Quattrocento Sans" w:hAnsi="Quattrocento Sans" w:cs="Quattrocento Sans"/>
+        </w:rPr>
+        <w:t>ANO</w:t>
+      </w:r>
+      <w:r>
+        <w:rPr>
+          <w:rFonts w:ascii="Quattrocento Sans" w:eastAsia="Quattrocento Sans" w:hAnsi="Quattrocento Sans" w:cs="Quattrocento Sans"/>
+        </w:rPr>
+        <w:t>}}</w:t>
+      </w:r>
+      <w:r>
+        <w:rPr>
+          <w:rFonts w:ascii="Quattrocento Sans" w:eastAsia="Quattrocento Sans" w:hAnsi="Quattrocento Sans" w:cs="Quattrocento Sans"/>
+        </w:rPr>
+        <w:t>.</w:t>
       </w:r>
     </w:p>
     <w:p>
@@ -747,43 +567,32 @@
         <w:rPr>
           <w:rFonts w:ascii="Quattrocento Sans" w:eastAsia="Quattrocento Sans" w:hAnsi="Quattrocento Sans" w:cs="Quattrocento Sans"/>
           <w:b/>
+          <w:bCs/>
         </w:rPr>
       </w:pPr>
       <w:r>
         <w:rPr>
           <w:rFonts w:ascii="Quattrocento Sans" w:eastAsia="Quattrocento Sans" w:hAnsi="Quattrocento Sans" w:cs="Quattrocento Sans"/>
           <w:b/>
-        </w:rPr>
-        <w:fldChar w:fldCharType="begin"/>
+          <w:bCs/>
+        </w:rPr>
+        <w:t>{{</w:t>
       </w:r>
       <w:r>
         <w:rPr>
           <w:rFonts w:ascii="Quattrocento Sans" w:eastAsia="Quattrocento Sans" w:hAnsi="Quattrocento Sans" w:cs="Quattrocento Sans"/>
           <w:b/>
-        </w:rPr>
-        <w:instrText xml:space="preserve"> MERGEFIELD Nome </w:instrText>
+          <w:bCs/>
+        </w:rPr>
+        <w:t>NOME</w:t>
       </w:r>
       <w:r>
         <w:rPr>
           <w:rFonts w:ascii="Quattrocento Sans" w:eastAsia="Quattrocento Sans" w:hAnsi="Quattrocento Sans" w:cs="Quattrocento Sans"/>
           <w:b/>
-        </w:rPr>
-        <w:fldChar w:fldCharType="separate"/>
-      </w:r>
-      <w:r>
-        <w:rPr>
-          <w:rFonts w:ascii="Quattrocento Sans" w:eastAsia="Quattrocento Sans" w:hAnsi="Quattrocento Sans" w:cs="Quattrocento Sans"/>
-          <w:b/>
-          <w:noProof/>
-        </w:rPr>
-        <w:t>«Nome»</w:t>
-      </w:r>
-      <w:r>
-        <w:rPr>
-          <w:rFonts w:ascii="Quattrocento Sans" w:eastAsia="Quattrocento Sans" w:hAnsi="Quattrocento Sans" w:cs="Quattrocento Sans"/>
-          <w:b/>
-        </w:rPr>
-        <w:fldChar w:fldCharType="end"/>
+          <w:bCs/>
+        </w:rPr>
+        <w:t>}}</w:t>
       </w:r>
     </w:p>
     <w:p>
@@ -807,36 +616,21 @@
           <w:rFonts w:ascii="Quattrocento Sans" w:eastAsia="Quattrocento Sans" w:hAnsi="Quattrocento Sans" w:cs="Quattrocento Sans"/>
           <w:b/>
         </w:rPr>
-        <w:fldChar w:fldCharType="begin"/>
+        <w:t>{{</w:t>
       </w:r>
       <w:r>
         <w:rPr>
           <w:rFonts w:ascii="Quattrocento Sans" w:eastAsia="Quattrocento Sans" w:hAnsi="Quattrocento Sans" w:cs="Quattrocento Sans"/>
           <w:b/>
         </w:rPr>
-        <w:instrText xml:space="preserve"> MERGEFIELD CPF </w:instrText>
+        <w:t>CPF</w:t>
       </w:r>
       <w:r>
         <w:rPr>
           <w:rFonts w:ascii="Quattrocento Sans" w:eastAsia="Quattrocento Sans" w:hAnsi="Quattrocento Sans" w:cs="Quattrocento Sans"/>
           <w:b/>
         </w:rPr>
-        <w:fldChar w:fldCharType="separate"/>
-      </w:r>
-      <w:r>
-        <w:rPr>
-          <w:rFonts w:ascii="Quattrocento Sans" w:eastAsia="Quattrocento Sans" w:hAnsi="Quattrocento Sans" w:cs="Quattrocento Sans"/>
-          <w:b/>
-          <w:noProof/>
-        </w:rPr>
-        <w:t>«CPF»</w:t>
-      </w:r>
-      <w:r>
-        <w:rPr>
-          <w:rFonts w:ascii="Quattrocento Sans" w:eastAsia="Quattrocento Sans" w:hAnsi="Quattrocento Sans" w:cs="Quattrocento Sans"/>
-          <w:b/>
-        </w:rPr>
-        <w:fldChar w:fldCharType="end"/>
+        <w:t>}}</w:t>
       </w:r>
     </w:p>
     <w:p>
@@ -2346,28 +2140,28 @@
 </file>
 
 <file path=customXml/item1.xml><?xml version="1.0" encoding="utf-8"?>
+<b:Sources xmlns:b="http://schemas.openxmlformats.org/officeDocument/2006/bibliography" xmlns="http://schemas.openxmlformats.org/officeDocument/2006/bibliography" SelectedStyle="\ABNT_Author.XSL.XSL" StyleName="ABNT NBR 6023:2002*" Version="10"/>
+</file>
+
+<file path=customXml/item2.xml><?xml version="1.0" encoding="utf-8"?>
 <go:gDocsCustomXmlDataStorage xmlns:go="http://customooxmlschemas.google.com/" xmlns:r="http://schemas.openxmlformats.org/officeDocument/2006/relationships" uri="GoogleDocsCustomDataVersion2">
   <go:docsCustomData xmlns:go="http://customooxmlschemas.google.com/" roundtripDataSignature="AMtx7mhTn8XNzl5a22vVRo32wCa0+hilQA==">CgMxLjA4AHIhMS1SeTM5SW8xN0FFOXRvQU5ZOEhNRF9CNnp6dXhSZlA2</go:docsCustomData>
 </go:gDocsCustomXmlDataStorage>
 </file>
 
-<file path=customXml/item2.xml><?xml version="1.0" encoding="utf-8"?>
-<b:Sources xmlns:b="http://schemas.openxmlformats.org/officeDocument/2006/bibliography" xmlns="http://schemas.openxmlformats.org/officeDocument/2006/bibliography" SelectedStyle="\ABNT_Author.XSL.XSL" StyleName="ABNT NBR 6023:2002*" Version="10"/>
-</file>
-
 <file path=customXml/itemProps1.xml><?xml version="1.0" encoding="utf-8"?>
-<ds:datastoreItem xmlns:ds="http://schemas.openxmlformats.org/officeDocument/2006/customXml" ds:itemID="{11111111-1234-1234-1234-123412341234}">
+<ds:datastoreItem xmlns:ds="http://schemas.openxmlformats.org/officeDocument/2006/customXml" ds:itemID="{9A8E3304-5081-47B0-9433-C53CD66C0178}">
   <ds:schemaRefs>
-    <ds:schemaRef ds:uri="http://schemas.openxmlformats.org/officeDocument/2006/relationships"/>
-    <ds:schemaRef ds:uri="http://customooxmlschemas.google.com/"/>
+    <ds:schemaRef ds:uri="http://schemas.openxmlformats.org/officeDocument/2006/bibliography"/>
   </ds:schemaRefs>
 </ds:datastoreItem>
 </file>
 
 <file path=customXml/itemProps2.xml><?xml version="1.0" encoding="utf-8"?>
-<ds:datastoreItem xmlns:ds="http://schemas.openxmlformats.org/officeDocument/2006/customXml" ds:itemID="{9A8E3304-5081-47B0-9433-C53CD66C0178}">
+<ds:datastoreItem xmlns:ds="http://schemas.openxmlformats.org/officeDocument/2006/customXml" ds:itemID="{11111111-1234-1234-1234-123412341234}">
   <ds:schemaRefs>
-    <ds:schemaRef ds:uri="http://schemas.openxmlformats.org/officeDocument/2006/bibliography"/>
+    <ds:schemaRef ds:uri="http://customooxmlschemas.google.com/"/>
+    <ds:schemaRef ds:uri="http://schemas.openxmlformats.org/officeDocument/2006/relationships"/>
   </ds:schemaRefs>
 </ds:datastoreItem>
 </file>